--- a/Knowledge/2-Science/4-Applied science/Applied science Collection.docx
+++ b/Knowledge/2-Science/4-Applied science/Applied science Collection.docx
@@ -11,6 +11,26 @@
       </w:r>
     </w:p>
     <w:p>
+      <w:r>
+        <w:t xml:space="preserve">Data Path: Knowledge Folder -&gt; Knowledge Database -&gt; </w:t>
+      </w:r>
+      <w:r>
+        <w:t>Applied Topics</w:t>
+      </w:r>
+      <w:r>
+        <w:t xml:space="preserve"> Table</w:t>
+      </w:r>
+    </w:p>
+    <w:p>
+      <w:r>
+        <w:t>Last id recorded: 3</w:t>
+      </w:r>
+      <w:r>
+        <w:t>7</w:t>
+      </w:r>
+    </w:p>
+    <w:p/>
+    <w:p>
       <w:pPr>
         <w:pStyle w:val="ListParagraph"/>
         <w:numPr>
@@ -143,6 +163,13 @@
           <w:b/>
           <w:bCs/>
         </w:rPr>
+        <w:t xml:space="preserve">1: </w:t>
+      </w:r>
+      <w:r>
+        <w:rPr>
+          <w:b/>
+          <w:bCs/>
+        </w:rPr>
         <w:t>Wiki Source</w:t>
       </w:r>
       <w:r>
@@ -165,30 +192,232 @@
           <w:b/>
           <w:bCs/>
         </w:rPr>
+        <w:t xml:space="preserve">2: </w:t>
+      </w:r>
+      <w:r>
+        <w:rPr>
+          <w:b/>
+          <w:bCs/>
+        </w:rPr>
         <w:t>Wiki Source</w:t>
       </w:r>
       <w:r>
         <w:t>:</w:t>
       </w:r>
       <w:r>
+        <w:t xml:space="preserve"> Outline of applied science</w:t>
+      </w:r>
+    </w:p>
+    <w:p>
+      <w:pPr>
+        <w:pStyle w:val="ListParagraph"/>
+        <w:numPr>
+          <w:ilvl w:val="0"/>
+          <w:numId w:val="4"/>
+        </w:numPr>
+        <w:rPr>
+          <w:b/>
+          <w:bCs/>
+        </w:rPr>
+      </w:pPr>
+      <w:r>
+        <w:rPr>
+          <w:b/>
+          <w:bCs/>
+        </w:rPr>
+        <w:t xml:space="preserve">3: </w:t>
+      </w:r>
+      <w:r>
+        <w:rPr>
+          <w:b/>
+          <w:bCs/>
+        </w:rPr>
+        <w:t>My Source</w:t>
+      </w:r>
+      <w:r>
+        <w:t>:</w:t>
+      </w:r>
+      <w:r>
+        <w:rPr>
+          <w:b/>
+          <w:bCs/>
+        </w:rPr>
         <w:t xml:space="preserve"> </w:t>
       </w:r>
       <w:r>
-        <w:t>Outline of applied science</w:t>
-      </w:r>
-    </w:p>
-    <w:p>
-      <w:pPr>
-        <w:pStyle w:val="ListParagraph"/>
-        <w:numPr>
-          <w:ilvl w:val="0"/>
-          <w:numId w:val="4"/>
-        </w:numPr>
-        <w:rPr>
-          <w:b/>
-          <w:bCs/>
-        </w:rPr>
-      </w:pPr>
+        <w:rPr>
+          <w:b/>
+          <w:bCs/>
+        </w:rPr>
+        <w:t>Applied science</w:t>
+      </w:r>
+    </w:p>
+    <w:p>
+      <w:pPr>
+        <w:pStyle w:val="Heading3"/>
+      </w:pPr>
+      <w:r>
+        <w:t>1-Computing</w:t>
+      </w:r>
+      <w:r>
+        <w:t xml:space="preserve"> (Total </w:t>
+      </w:r>
+      <w:r>
+        <w:t>34</w:t>
+      </w:r>
+      <w:r>
+        <w:t>)</w:t>
+      </w:r>
+    </w:p>
+    <w:p>
+      <w:pPr>
+        <w:pStyle w:val="Heading4"/>
+      </w:pPr>
+      <w:r>
+        <w:t>0-Intro to Computing</w:t>
+      </w:r>
+      <w:r>
+        <w:t xml:space="preserve"> (Total 5)</w:t>
+      </w:r>
+    </w:p>
+    <w:p>
+      <w:pPr>
+        <w:pStyle w:val="ListParagraph"/>
+        <w:numPr>
+          <w:ilvl w:val="0"/>
+          <w:numId w:val="5"/>
+        </w:numPr>
+      </w:pPr>
+      <w:r>
+        <w:rPr>
+          <w:b/>
+          <w:bCs/>
+        </w:rPr>
+        <w:t xml:space="preserve">4: </w:t>
+      </w:r>
+      <w:r>
+        <w:rPr>
+          <w:b/>
+          <w:bCs/>
+        </w:rPr>
+        <w:t>Wiki Source</w:t>
+      </w:r>
+      <w:r>
+        <w:t xml:space="preserve">: </w:t>
+      </w:r>
+      <w:r>
+        <w:t>Computing</w:t>
+      </w:r>
+    </w:p>
+    <w:p>
+      <w:pPr>
+        <w:pStyle w:val="ListParagraph"/>
+        <w:numPr>
+          <w:ilvl w:val="0"/>
+          <w:numId w:val="5"/>
+        </w:numPr>
+      </w:pPr>
+      <w:r>
+        <w:rPr>
+          <w:b/>
+          <w:bCs/>
+        </w:rPr>
+        <w:t xml:space="preserve">5: </w:t>
+      </w:r>
+      <w:r>
+        <w:rPr>
+          <w:b/>
+          <w:bCs/>
+        </w:rPr>
+        <w:t>Wiki Source</w:t>
+      </w:r>
+      <w:r>
+        <w:t xml:space="preserve">: </w:t>
+      </w:r>
+      <w:r>
+        <w:t>Outline of computing</w:t>
+      </w:r>
+    </w:p>
+    <w:p>
+      <w:pPr>
+        <w:pStyle w:val="ListParagraph"/>
+        <w:numPr>
+          <w:ilvl w:val="0"/>
+          <w:numId w:val="5"/>
+        </w:numPr>
+      </w:pPr>
+      <w:r>
+        <w:rPr>
+          <w:b/>
+          <w:bCs/>
+        </w:rPr>
+        <w:t xml:space="preserve">6: </w:t>
+      </w:r>
+      <w:r>
+        <w:rPr>
+          <w:b/>
+          <w:bCs/>
+        </w:rPr>
+        <w:t>Wiki Source</w:t>
+      </w:r>
+      <w:r>
+        <w:t xml:space="preserve">: </w:t>
+      </w:r>
+      <w:r>
+        <w:t>1-History of computing</w:t>
+      </w:r>
+      <w:r>
+        <w:t xml:space="preserve"> </w:t>
+      </w:r>
+    </w:p>
+    <w:p>
+      <w:pPr>
+        <w:pStyle w:val="ListParagraph"/>
+        <w:numPr>
+          <w:ilvl w:val="0"/>
+          <w:numId w:val="5"/>
+        </w:numPr>
+      </w:pPr>
+      <w:r>
+        <w:rPr>
+          <w:b/>
+          <w:bCs/>
+        </w:rPr>
+        <w:t xml:space="preserve">7: </w:t>
+      </w:r>
+      <w:r>
+        <w:rPr>
+          <w:b/>
+          <w:bCs/>
+        </w:rPr>
+        <w:t>Wiki Source</w:t>
+      </w:r>
+      <w:r>
+        <w:t xml:space="preserve">: </w:t>
+      </w:r>
+      <w:r>
+        <w:t>2-Timeline of computing</w:t>
+      </w:r>
+    </w:p>
+    <w:p>
+      <w:pPr>
+        <w:pStyle w:val="ListParagraph"/>
+        <w:numPr>
+          <w:ilvl w:val="0"/>
+          <w:numId w:val="5"/>
+        </w:numPr>
+        <w:rPr>
+          <w:b/>
+          <w:bCs/>
+        </w:rPr>
+      </w:pPr>
+      <w:r>
+        <w:rPr>
+          <w:b/>
+          <w:bCs/>
+        </w:rPr>
+        <w:t xml:space="preserve">8: </w:t>
+      </w:r>
       <w:r>
         <w:rPr>
           <w:b/>
@@ -207,217 +436,411 @@
         <w:t xml:space="preserve"> </w:t>
       </w:r>
       <w:r>
-        <w:rPr>
-          <w:b/>
-          <w:bCs/>
-        </w:rPr>
-        <w:t>Applied science</w:t>
-      </w:r>
-    </w:p>
-    <w:p>
-      <w:pPr>
-        <w:pStyle w:val="Heading3"/>
-      </w:pPr>
-      <w:r>
-        <w:t>1-Computing</w:t>
-      </w:r>
-      <w:r>
+        <w:t>Computing</w:t>
+      </w:r>
+    </w:p>
+    <w:p/>
+    <w:p>
+      <w:pPr>
+        <w:pStyle w:val="Heading4"/>
+      </w:pPr>
+      <w:r>
+        <w:t>2-Computer Science</w:t>
+      </w:r>
+      <w:r>
+        <w:t xml:space="preserve"> (Total 29)</w:t>
+      </w:r>
+    </w:p>
+    <w:p>
+      <w:pPr>
+        <w:pStyle w:val="Heading5"/>
+      </w:pPr>
+      <w:r>
+        <w:t>0-Intro to Computer Science</w:t>
+      </w:r>
+      <w:r>
+        <w:t xml:space="preserve"> (Total 29)</w:t>
+      </w:r>
+    </w:p>
+    <w:p>
+      <w:pPr>
+        <w:pStyle w:val="ListParagraph"/>
+        <w:numPr>
+          <w:ilvl w:val="0"/>
+          <w:numId w:val="6"/>
+        </w:numPr>
+      </w:pPr>
+      <w:r>
+        <w:rPr>
+          <w:b/>
+          <w:bCs/>
+        </w:rPr>
+        <w:t xml:space="preserve">9: </w:t>
+      </w:r>
+      <w:r>
+        <w:rPr>
+          <w:b/>
+          <w:bCs/>
+        </w:rPr>
+        <w:t>Academic Source</w:t>
+      </w:r>
+      <w:r>
+        <w:t>: 1-Computer systems</w:t>
+      </w:r>
+    </w:p>
+    <w:p>
+      <w:pPr>
+        <w:pStyle w:val="ListParagraph"/>
+        <w:numPr>
+          <w:ilvl w:val="0"/>
+          <w:numId w:val="6"/>
+        </w:numPr>
+      </w:pPr>
+      <w:r>
+        <w:rPr>
+          <w:b/>
+          <w:bCs/>
+        </w:rPr>
+        <w:t xml:space="preserve">10: </w:t>
+      </w:r>
+      <w:r>
+        <w:rPr>
+          <w:b/>
+          <w:bCs/>
+        </w:rPr>
+        <w:t>Academic Source</w:t>
+      </w:r>
+      <w:r>
+        <w:t>: 2-The System Unit processing and memory</w:t>
+      </w:r>
+    </w:p>
+    <w:p>
+      <w:pPr>
+        <w:pStyle w:val="ListParagraph"/>
+        <w:numPr>
+          <w:ilvl w:val="0"/>
+          <w:numId w:val="6"/>
+        </w:numPr>
+      </w:pPr>
+      <w:r>
+        <w:rPr>
+          <w:b/>
+          <w:bCs/>
+        </w:rPr>
+        <w:t xml:space="preserve">11: </w:t>
+      </w:r>
+      <w:r>
+        <w:rPr>
+          <w:b/>
+          <w:bCs/>
+        </w:rPr>
+        <w:t>Academic Source</w:t>
+      </w:r>
+      <w:r>
+        <w:t>:</w:t>
+      </w:r>
+      <w:r>
+        <w:rPr>
+          <w:b/>
+          <w:bCs/>
+        </w:rPr>
         <w:t xml:space="preserve"> </w:t>
       </w:r>
       <w:r>
-        <w:t xml:space="preserve">(Total </w:t>
-      </w:r>
-      <w:r>
-        <w:t>34</w:t>
-      </w:r>
-      <w:r>
-        <w:t>)</w:t>
-      </w:r>
-    </w:p>
-    <w:p>
-      <w:pPr>
-        <w:pStyle w:val="Heading4"/>
-      </w:pPr>
-      <w:r>
-        <w:t>0-Intro to Computing</w:t>
-      </w:r>
-      <w:r>
+        <w:t>3-Storage systems</w:t>
+      </w:r>
+    </w:p>
+    <w:p>
+      <w:pPr>
+        <w:pStyle w:val="ListParagraph"/>
+        <w:numPr>
+          <w:ilvl w:val="0"/>
+          <w:numId w:val="6"/>
+        </w:numPr>
+      </w:pPr>
+      <w:r>
+        <w:rPr>
+          <w:b/>
+          <w:bCs/>
+        </w:rPr>
+        <w:t xml:space="preserve">12: </w:t>
+      </w:r>
+      <w:r>
+        <w:rPr>
+          <w:b/>
+          <w:bCs/>
+        </w:rPr>
+        <w:t>Academic Source</w:t>
+      </w:r>
+      <w:r>
+        <w:t>:</w:t>
+      </w:r>
+      <w:r>
+        <w:rPr>
+          <w:b/>
+          <w:bCs/>
+        </w:rPr>
         <w:t xml:space="preserve"> </w:t>
       </w:r>
       <w:r>
-        <w:t xml:space="preserve">(Total </w:t>
-      </w:r>
-      <w:r>
-        <w:t>5</w:t>
-      </w:r>
-      <w:r>
-        <w:t>)</w:t>
-      </w:r>
-    </w:p>
-    <w:p>
-      <w:pPr>
-        <w:pStyle w:val="ListParagraph"/>
-        <w:numPr>
-          <w:ilvl w:val="0"/>
-          <w:numId w:val="5"/>
-        </w:numPr>
-      </w:pPr>
-      <w:r>
-        <w:rPr>
-          <w:b/>
-          <w:bCs/>
+        <w:t>4-Input and output devices</w:t>
+      </w:r>
+    </w:p>
+    <w:p>
+      <w:pPr>
+        <w:pStyle w:val="ListParagraph"/>
+        <w:numPr>
+          <w:ilvl w:val="0"/>
+          <w:numId w:val="6"/>
+        </w:numPr>
+      </w:pPr>
+      <w:r>
+        <w:rPr>
+          <w:b/>
+          <w:bCs/>
+        </w:rPr>
+        <w:t xml:space="preserve">13: </w:t>
+      </w:r>
+      <w:r>
+        <w:rPr>
+          <w:b/>
+          <w:bCs/>
+        </w:rPr>
+        <w:t>Academic Source</w:t>
+      </w:r>
+      <w:r>
+        <w:t>: 5-System software operating systems and utility programs</w:t>
+      </w:r>
+    </w:p>
+    <w:p>
+      <w:pPr>
+        <w:pStyle w:val="ListParagraph"/>
+        <w:numPr>
+          <w:ilvl w:val="0"/>
+          <w:numId w:val="6"/>
+        </w:numPr>
+      </w:pPr>
+      <w:r>
+        <w:rPr>
+          <w:b/>
+          <w:bCs/>
+        </w:rPr>
+        <w:t xml:space="preserve">14: </w:t>
+      </w:r>
+      <w:r>
+        <w:rPr>
+          <w:b/>
+          <w:bCs/>
+        </w:rPr>
+        <w:t>Academic Source</w:t>
+      </w:r>
+      <w:r>
+        <w:t>: 6-Application software</w:t>
+      </w:r>
+    </w:p>
+    <w:p>
+      <w:pPr>
+        <w:pStyle w:val="ListParagraph"/>
+        <w:numPr>
+          <w:ilvl w:val="0"/>
+          <w:numId w:val="6"/>
+        </w:numPr>
+      </w:pPr>
+      <w:r>
+        <w:rPr>
+          <w:b/>
+          <w:bCs/>
+        </w:rPr>
+        <w:t xml:space="preserve">15: </w:t>
+      </w:r>
+      <w:r>
+        <w:rPr>
+          <w:b/>
+          <w:bCs/>
+        </w:rPr>
+        <w:t>Academic Source</w:t>
+      </w:r>
+      <w:r>
+        <w:t>:</w:t>
+      </w:r>
+      <w:r>
+        <w:rPr>
+          <w:b/>
+          <w:bCs/>
+        </w:rPr>
+        <w:t xml:space="preserve"> </w:t>
+      </w:r>
+      <w:r>
+        <w:t>7-Computer networks</w:t>
+      </w:r>
+    </w:p>
+    <w:p>
+      <w:pPr>
+        <w:pStyle w:val="ListParagraph"/>
+        <w:numPr>
+          <w:ilvl w:val="0"/>
+          <w:numId w:val="6"/>
+        </w:numPr>
+      </w:pPr>
+      <w:r>
+        <w:rPr>
+          <w:b/>
+          <w:bCs/>
+        </w:rPr>
+        <w:t xml:space="preserve">16: </w:t>
+      </w:r>
+      <w:r>
+        <w:rPr>
+          <w:b/>
+          <w:bCs/>
+        </w:rPr>
+        <w:t>Academic Source</w:t>
+      </w:r>
+      <w:r>
+        <w:t>:</w:t>
+      </w:r>
+      <w:r>
+        <w:rPr>
+          <w:b/>
+          <w:bCs/>
+        </w:rPr>
+        <w:t xml:space="preserve"> </w:t>
+      </w:r>
+      <w:r>
+        <w:t>8-problem solving and program development</w:t>
+      </w:r>
+    </w:p>
+    <w:p>
+      <w:pPr>
+        <w:pStyle w:val="ListParagraph"/>
+        <w:numPr>
+          <w:ilvl w:val="0"/>
+          <w:numId w:val="6"/>
+        </w:numPr>
+      </w:pPr>
+      <w:r>
+        <w:rPr>
+          <w:b/>
+          <w:bCs/>
+        </w:rPr>
+        <w:t xml:space="preserve">17: </w:t>
+      </w:r>
+      <w:r>
+        <w:rPr>
+          <w:b/>
+          <w:bCs/>
+        </w:rPr>
+        <w:t>Academic Source</w:t>
+      </w:r>
+      <w:r>
+        <w:t>:</w:t>
+      </w:r>
+      <w:r>
+        <w:rPr>
+          <w:b/>
+          <w:bCs/>
+        </w:rPr>
+        <w:t xml:space="preserve"> </w:t>
+      </w:r>
+      <w:r>
+        <w:t>9-introduction to programming to c++ language</w:t>
+      </w:r>
+    </w:p>
+    <w:p>
+      <w:pPr>
+        <w:pStyle w:val="ListParagraph"/>
+        <w:numPr>
+          <w:ilvl w:val="0"/>
+          <w:numId w:val="6"/>
+        </w:numPr>
+      </w:pPr>
+      <w:r>
+        <w:rPr>
+          <w:b/>
+        </w:rPr>
+        <w:t xml:space="preserve">18: </w:t>
+      </w:r>
+      <w:r>
+        <w:rPr>
+          <w:b/>
         </w:rPr>
         <w:t>Wiki Source</w:t>
       </w:r>
       <w:r>
-        <w:t xml:space="preserve">: </w:t>
-      </w:r>
-      <w:r>
-        <w:t>Computing</w:t>
-      </w:r>
-    </w:p>
-    <w:p>
-      <w:pPr>
-        <w:pStyle w:val="ListParagraph"/>
-        <w:numPr>
-          <w:ilvl w:val="0"/>
-          <w:numId w:val="5"/>
-        </w:numPr>
-      </w:pPr>
-      <w:r>
-        <w:rPr>
-          <w:b/>
-          <w:bCs/>
+        <w:t>: Computer science</w:t>
+      </w:r>
+    </w:p>
+    <w:p>
+      <w:pPr>
+        <w:pStyle w:val="ListParagraph"/>
+        <w:numPr>
+          <w:ilvl w:val="0"/>
+          <w:numId w:val="6"/>
+        </w:numPr>
+      </w:pPr>
+      <w:r>
+        <w:rPr>
+          <w:b/>
+        </w:rPr>
+        <w:lastRenderedPageBreak/>
+        <w:t xml:space="preserve">19: </w:t>
+      </w:r>
+      <w:r>
+        <w:rPr>
+          <w:b/>
         </w:rPr>
         <w:t>Wiki Source</w:t>
       </w:r>
       <w:r>
-        <w:t>:</w:t>
-      </w:r>
-      <w:r>
-        <w:t xml:space="preserve"> </w:t>
-      </w:r>
-      <w:r>
-        <w:t>Outline of computing</w:t>
-      </w:r>
-    </w:p>
-    <w:p>
-      <w:pPr>
-        <w:pStyle w:val="ListParagraph"/>
-        <w:numPr>
-          <w:ilvl w:val="0"/>
-          <w:numId w:val="5"/>
-        </w:numPr>
-      </w:pPr>
-      <w:r>
-        <w:rPr>
-          <w:b/>
-          <w:bCs/>
+        <w:t>: Outline of computer science</w:t>
+      </w:r>
+    </w:p>
+    <w:p>
+      <w:pPr>
+        <w:pStyle w:val="ListParagraph"/>
+        <w:numPr>
+          <w:ilvl w:val="0"/>
+          <w:numId w:val="6"/>
+        </w:numPr>
+      </w:pPr>
+      <w:r>
+        <w:rPr>
+          <w:b/>
+        </w:rPr>
+        <w:t xml:space="preserve">20: </w:t>
+      </w:r>
+      <w:r>
+        <w:rPr>
+          <w:b/>
         </w:rPr>
         <w:t>Wiki Source</w:t>
       </w:r>
       <w:r>
-        <w:t>:</w:t>
-      </w:r>
-      <w:r>
-        <w:t xml:space="preserve"> </w:t>
-      </w:r>
-      <w:r>
-        <w:t>1-History of computing</w:t>
-      </w:r>
-      <w:r>
-        <w:t xml:space="preserve"> </w:t>
-      </w:r>
-    </w:p>
-    <w:p>
-      <w:pPr>
-        <w:pStyle w:val="ListParagraph"/>
-        <w:numPr>
-          <w:ilvl w:val="0"/>
-          <w:numId w:val="5"/>
-        </w:numPr>
-      </w:pPr>
-      <w:r>
-        <w:rPr>
-          <w:b/>
-          <w:bCs/>
+        <w:t>: 1-Computation</w:t>
+      </w:r>
+    </w:p>
+    <w:p>
+      <w:pPr>
+        <w:pStyle w:val="ListParagraph"/>
+        <w:numPr>
+          <w:ilvl w:val="0"/>
+          <w:numId w:val="6"/>
+        </w:numPr>
+      </w:pPr>
+      <w:r>
+        <w:rPr>
+          <w:b/>
+        </w:rPr>
+        <w:t xml:space="preserve">21: </w:t>
+      </w:r>
+      <w:r>
+        <w:rPr>
+          <w:b/>
         </w:rPr>
         <w:t>Wiki Source</w:t>
       </w:r>
       <w:r>
-        <w:t xml:space="preserve">: </w:t>
-      </w:r>
-      <w:r>
-        <w:t>2-Timeline of computing</w:t>
-      </w:r>
-    </w:p>
-    <w:p>
-      <w:pPr>
-        <w:pStyle w:val="ListParagraph"/>
-        <w:numPr>
-          <w:ilvl w:val="0"/>
-          <w:numId w:val="5"/>
-        </w:numPr>
-        <w:rPr>
-          <w:b/>
-          <w:bCs/>
-        </w:rPr>
-      </w:pPr>
-      <w:r>
-        <w:rPr>
-          <w:b/>
-          <w:bCs/>
-        </w:rPr>
-        <w:t>My Source</w:t>
-      </w:r>
-      <w:r>
-        <w:t>:</w:t>
-      </w:r>
-      <w:r>
-        <w:rPr>
-          <w:b/>
-          <w:bCs/>
-        </w:rPr>
-        <w:t xml:space="preserve"> </w:t>
-      </w:r>
-      <w:r>
-        <w:t>Computing</w:t>
-      </w:r>
-    </w:p>
-    <w:p/>
-    <w:p/>
-    <w:p>
-      <w:pPr>
-        <w:pStyle w:val="Heading4"/>
-      </w:pPr>
-      <w:r>
-        <w:t>2-Computer Science</w:t>
-      </w:r>
-      <w:r>
-        <w:t xml:space="preserve"> </w:t>
-      </w:r>
-      <w:r>
-        <w:t xml:space="preserve">(Total </w:t>
-      </w:r>
-      <w:r>
-        <w:t>29</w:t>
-      </w:r>
-      <w:r>
-        <w:t>)</w:t>
-      </w:r>
-    </w:p>
-    <w:p>
-      <w:pPr>
-        <w:pStyle w:val="Heading5"/>
-      </w:pPr>
-      <w:r>
-        <w:t>0-Intro to Computer Science</w:t>
-      </w:r>
-      <w:r>
-        <w:t xml:space="preserve"> </w:t>
-      </w:r>
-      <w:r>
-        <w:t>(Total 29)</w:t>
+        <w:t>: 2-Information</w:t>
       </w:r>
     </w:p>
     <w:p>
@@ -431,12 +854,17 @@
       <w:r>
         <w:rPr>
           <w:b/>
-          <w:bCs/>
-        </w:rPr>
-        <w:t>Academic Source</w:t>
-      </w:r>
-      <w:r>
-        <w:t>: 1-Computer systems</w:t>
+        </w:rPr>
+        <w:t xml:space="preserve">22: </w:t>
+      </w:r>
+      <w:r>
+        <w:rPr>
+          <w:b/>
+        </w:rPr>
+        <w:t>Wiki Source</w:t>
+      </w:r>
+      <w:r>
+        <w:t>: 3-Automation</w:t>
       </w:r>
     </w:p>
     <w:p>
@@ -450,12 +878,17 @@
       <w:r>
         <w:rPr>
           <w:b/>
-          <w:bCs/>
-        </w:rPr>
-        <w:t>Academic Source</w:t>
-      </w:r>
-      <w:r>
-        <w:t>: 2-The System Unit processing and memory</w:t>
+        </w:rPr>
+        <w:t xml:space="preserve">23: </w:t>
+      </w:r>
+      <w:r>
+        <w:rPr>
+          <w:b/>
+        </w:rPr>
+        <w:t>Wiki Source</w:t>
+      </w:r>
+      <w:r>
+        <w:t>: Computer</w:t>
       </w:r>
     </w:p>
     <w:p>
@@ -469,22 +902,17 @@
       <w:r>
         <w:rPr>
           <w:b/>
-          <w:bCs/>
-        </w:rPr>
-        <w:t>Academic Source</w:t>
-      </w:r>
-      <w:r>
-        <w:t>:</w:t>
-      </w:r>
-      <w:r>
-        <w:rPr>
-          <w:b/>
-          <w:bCs/>
-        </w:rPr>
-        <w:t xml:space="preserve"> </w:t>
-      </w:r>
-      <w:r>
-        <w:t>3-Storage systems</w:t>
+        </w:rPr>
+        <w:t xml:space="preserve">24: </w:t>
+      </w:r>
+      <w:r>
+        <w:rPr>
+          <w:b/>
+        </w:rPr>
+        <w:t>Wiki Source</w:t>
+      </w:r>
+      <w:r>
+        <w:t>: Outline of computers</w:t>
       </w:r>
     </w:p>
     <w:p>
@@ -498,22 +926,17 @@
       <w:r>
         <w:rPr>
           <w:b/>
-          <w:bCs/>
-        </w:rPr>
-        <w:t>Academic Source</w:t>
-      </w:r>
-      <w:r>
-        <w:t>:</w:t>
-      </w:r>
-      <w:r>
-        <w:rPr>
-          <w:b/>
-          <w:bCs/>
-        </w:rPr>
-        <w:t xml:space="preserve"> </w:t>
-      </w:r>
-      <w:r>
-        <w:t>4-Input and output devices</w:t>
+        </w:rPr>
+        <w:t xml:space="preserve">25: </w:t>
+      </w:r>
+      <w:r>
+        <w:rPr>
+          <w:b/>
+        </w:rPr>
+        <w:t>Wiki Source</w:t>
+      </w:r>
+      <w:r>
+        <w:t>: 1-Computer hardware</w:t>
       </w:r>
     </w:p>
     <w:p>
@@ -527,12 +950,17 @@
       <w:r>
         <w:rPr>
           <w:b/>
-          <w:bCs/>
-        </w:rPr>
-        <w:t>Academic Source</w:t>
-      </w:r>
-      <w:r>
-        <w:t>: 5-System software operating systems and utility programs</w:t>
+        </w:rPr>
+        <w:t xml:space="preserve">26: </w:t>
+      </w:r>
+      <w:r>
+        <w:rPr>
+          <w:b/>
+        </w:rPr>
+        <w:t>Wiki Source</w:t>
+      </w:r>
+      <w:r>
+        <w:t>: 2-Input device</w:t>
       </w:r>
     </w:p>
     <w:p>
@@ -546,12 +974,17 @@
       <w:r>
         <w:rPr>
           <w:b/>
-          <w:bCs/>
-        </w:rPr>
-        <w:t>Academic Source</w:t>
-      </w:r>
-      <w:r>
-        <w:t>: 6-Application software</w:t>
+        </w:rPr>
+        <w:t xml:space="preserve">27: </w:t>
+      </w:r>
+      <w:r>
+        <w:rPr>
+          <w:b/>
+        </w:rPr>
+        <w:t>Wiki Source</w:t>
+      </w:r>
+      <w:r>
+        <w:t>: 3-Output device.pdf</w:t>
       </w:r>
     </w:p>
     <w:p>
@@ -565,22 +998,17 @@
       <w:r>
         <w:rPr>
           <w:b/>
-          <w:bCs/>
-        </w:rPr>
-        <w:t>Academic Source</w:t>
-      </w:r>
-      <w:r>
-        <w:t>:</w:t>
-      </w:r>
-      <w:r>
-        <w:rPr>
-          <w:b/>
-          <w:bCs/>
-        </w:rPr>
-        <w:t xml:space="preserve"> </w:t>
-      </w:r>
-      <w:r>
-        <w:t>7-Computer networks</w:t>
+        </w:rPr>
+        <w:t xml:space="preserve">28: </w:t>
+      </w:r>
+      <w:r>
+        <w:rPr>
+          <w:b/>
+        </w:rPr>
+        <w:t>Wiki Source</w:t>
+      </w:r>
+      <w:r>
+        <w:t>: 4-Data storage</w:t>
       </w:r>
     </w:p>
     <w:p>
@@ -594,22 +1022,17 @@
       <w:r>
         <w:rPr>
           <w:b/>
-          <w:bCs/>
-        </w:rPr>
-        <w:t>Academic Source</w:t>
-      </w:r>
-      <w:r>
-        <w:t>:</w:t>
-      </w:r>
-      <w:r>
-        <w:rPr>
-          <w:b/>
-          <w:bCs/>
-        </w:rPr>
-        <w:t xml:space="preserve"> </w:t>
-      </w:r>
-      <w:r>
-        <w:t>8-problem solving and program development</w:t>
+        </w:rPr>
+        <w:t xml:space="preserve">29: </w:t>
+      </w:r>
+      <w:r>
+        <w:rPr>
+          <w:b/>
+        </w:rPr>
+        <w:t>Wiki Source</w:t>
+      </w:r>
+      <w:r>
+        <w:t>: 5-Computer data storage</w:t>
       </w:r>
     </w:p>
     <w:p>
@@ -623,30 +1046,17 @@
       <w:r>
         <w:rPr>
           <w:b/>
-          <w:bCs/>
-        </w:rPr>
-        <w:t>Academic Source</w:t>
-      </w:r>
-      <w:r>
-        <w:t>:</w:t>
-      </w:r>
-      <w:r>
-        <w:rPr>
-          <w:b/>
-          <w:bCs/>
-        </w:rPr>
-        <w:t xml:space="preserve"> </w:t>
-      </w:r>
-      <w:r>
-        <w:t xml:space="preserve">9-introduction to programming to </w:t>
-      </w:r>
-      <w:proofErr w:type="spellStart"/>
-      <w:r>
-        <w:t>c++</w:t>
-      </w:r>
-      <w:proofErr w:type="spellEnd"/>
-      <w:r>
-        <w:t xml:space="preserve"> language</w:t>
+        </w:rPr>
+        <w:t xml:space="preserve">30: </w:t>
+      </w:r>
+      <w:r>
+        <w:rPr>
+          <w:b/>
+        </w:rPr>
+        <w:t>Wiki Source</w:t>
+      </w:r>
+      <w:r>
+        <w:t>: 6-Software</w:t>
       </w:r>
     </w:p>
     <w:p>
@@ -661,13 +1071,16 @@
         <w:rPr>
           <w:b/>
         </w:rPr>
+        <w:t xml:space="preserve">31: </w:t>
+      </w:r>
+      <w:r>
+        <w:rPr>
+          <w:b/>
+        </w:rPr>
         <w:t>Wiki Source</w:t>
       </w:r>
       <w:r>
-        <w:t xml:space="preserve">: </w:t>
-      </w:r>
-      <w:r>
-        <w:t>Computer science</w:t>
+        <w:t>: 7-System software</w:t>
       </w:r>
     </w:p>
     <w:p>
@@ -682,16 +1095,16 @@
         <w:rPr>
           <w:b/>
         </w:rPr>
+        <w:t xml:space="preserve">32: </w:t>
+      </w:r>
+      <w:r>
+        <w:rPr>
+          <w:b/>
+        </w:rPr>
         <w:t>Wiki Source</w:t>
       </w:r>
       <w:r>
-        <w:t>:</w:t>
-      </w:r>
-      <w:r>
-        <w:t xml:space="preserve"> </w:t>
-      </w:r>
-      <w:r>
-        <w:t>Outline of computer science</w:t>
+        <w:t>: 8-Application software</w:t>
       </w:r>
     </w:p>
     <w:p>
@@ -706,16 +1119,16 @@
         <w:rPr>
           <w:b/>
         </w:rPr>
+        <w:t xml:space="preserve">33: </w:t>
+      </w:r>
+      <w:r>
+        <w:rPr>
+          <w:b/>
+        </w:rPr>
         <w:t>Wiki Source</w:t>
       </w:r>
       <w:r>
-        <w:t>:</w:t>
-      </w:r>
-      <w:r>
-        <w:t xml:space="preserve"> </w:t>
-      </w:r>
-      <w:r>
-        <w:t>1-Computation</w:t>
+        <w:t>: 9-Outline of software</w:t>
       </w:r>
     </w:p>
     <w:p>
@@ -730,16 +1143,16 @@
         <w:rPr>
           <w:b/>
         </w:rPr>
+        <w:t xml:space="preserve">34: </w:t>
+      </w:r>
+      <w:r>
+        <w:rPr>
+          <w:b/>
+        </w:rPr>
         <w:t>Wiki Source</w:t>
       </w:r>
       <w:r>
-        <w:t>:</w:t>
-      </w:r>
-      <w:r>
-        <w:t xml:space="preserve"> </w:t>
-      </w:r>
-      <w:r>
-        <w:t>2-Information</w:t>
+        <w:t>: 1-Philosophy of computer science</w:t>
       </w:r>
     </w:p>
     <w:p>
@@ -754,17 +1167,16 @@
         <w:rPr>
           <w:b/>
         </w:rPr>
-        <w:lastRenderedPageBreak/>
+        <w:t xml:space="preserve">35: </w:t>
+      </w:r>
+      <w:r>
+        <w:rPr>
+          <w:b/>
+        </w:rPr>
         <w:t>Wiki Source</w:t>
       </w:r>
       <w:r>
-        <w:t>:</w:t>
-      </w:r>
-      <w:r>
-        <w:t xml:space="preserve"> </w:t>
-      </w:r>
-      <w:r>
-        <w:t>3-Automation</w:t>
+        <w:t>: 1-History of computer science</w:t>
       </w:r>
     </w:p>
     <w:p>
@@ -779,16 +1191,16 @@
         <w:rPr>
           <w:b/>
         </w:rPr>
+        <w:t xml:space="preserve">36: </w:t>
+      </w:r>
+      <w:r>
+        <w:rPr>
+          <w:b/>
+        </w:rPr>
         <w:t>Wiki Source</w:t>
       </w:r>
       <w:r>
-        <w:t>:</w:t>
-      </w:r>
-      <w:r>
-        <w:t xml:space="preserve"> </w:t>
-      </w:r>
-      <w:r>
-        <w:t>Computer</w:t>
+        <w:t>: 2-History of computing hardware</w:t>
       </w:r>
     </w:p>
     <w:p>
@@ -803,328 +1215,16 @@
         <w:rPr>
           <w:b/>
         </w:rPr>
+        <w:t xml:space="preserve">37: </w:t>
+      </w:r>
+      <w:r>
+        <w:rPr>
+          <w:b/>
+        </w:rPr>
         <w:t>Wiki Source</w:t>
       </w:r>
       <w:r>
-        <w:t>:</w:t>
-      </w:r>
-      <w:r>
-        <w:t xml:space="preserve"> </w:t>
-      </w:r>
-      <w:r>
-        <w:t>Outline of computers</w:t>
-      </w:r>
-    </w:p>
-    <w:p>
-      <w:pPr>
-        <w:pStyle w:val="ListParagraph"/>
-        <w:numPr>
-          <w:ilvl w:val="0"/>
-          <w:numId w:val="6"/>
-        </w:numPr>
-      </w:pPr>
-      <w:r>
-        <w:rPr>
-          <w:b/>
-        </w:rPr>
-        <w:t>Wiki Source</w:t>
-      </w:r>
-      <w:r>
-        <w:t>:</w:t>
-      </w:r>
-      <w:r>
-        <w:t xml:space="preserve"> </w:t>
-      </w:r>
-      <w:r>
-        <w:t>1-Computer hardware</w:t>
-      </w:r>
-    </w:p>
-    <w:p>
-      <w:pPr>
-        <w:pStyle w:val="ListParagraph"/>
-        <w:numPr>
-          <w:ilvl w:val="0"/>
-          <w:numId w:val="6"/>
-        </w:numPr>
-      </w:pPr>
-      <w:r>
-        <w:rPr>
-          <w:b/>
-        </w:rPr>
-        <w:t>Wiki Source</w:t>
-      </w:r>
-      <w:r>
-        <w:t>:</w:t>
-      </w:r>
-      <w:r>
-        <w:t xml:space="preserve"> </w:t>
-      </w:r>
-      <w:r>
-        <w:t>2-Input device</w:t>
-      </w:r>
-    </w:p>
-    <w:p>
-      <w:pPr>
-        <w:pStyle w:val="ListParagraph"/>
-        <w:numPr>
-          <w:ilvl w:val="0"/>
-          <w:numId w:val="6"/>
-        </w:numPr>
-      </w:pPr>
-      <w:r>
-        <w:rPr>
-          <w:b/>
-        </w:rPr>
-        <w:t>Wiki Source</w:t>
-      </w:r>
-      <w:r>
-        <w:t>:</w:t>
-      </w:r>
-      <w:r>
-        <w:t xml:space="preserve"> </w:t>
-      </w:r>
-      <w:r>
-        <w:t>3-Output device.pdf</w:t>
-      </w:r>
-    </w:p>
-    <w:p>
-      <w:pPr>
-        <w:pStyle w:val="ListParagraph"/>
-        <w:numPr>
-          <w:ilvl w:val="0"/>
-          <w:numId w:val="6"/>
-        </w:numPr>
-      </w:pPr>
-      <w:r>
-        <w:rPr>
-          <w:b/>
-        </w:rPr>
-        <w:t>Wiki Source</w:t>
-      </w:r>
-      <w:r>
-        <w:t>:</w:t>
-      </w:r>
-      <w:r>
-        <w:t xml:space="preserve"> </w:t>
-      </w:r>
-      <w:r>
-        <w:t>4-Data storage</w:t>
-      </w:r>
-    </w:p>
-    <w:p>
-      <w:pPr>
-        <w:pStyle w:val="ListParagraph"/>
-        <w:numPr>
-          <w:ilvl w:val="0"/>
-          <w:numId w:val="6"/>
-        </w:numPr>
-      </w:pPr>
-      <w:r>
-        <w:rPr>
-          <w:b/>
-        </w:rPr>
-        <w:t>Wiki Source</w:t>
-      </w:r>
-      <w:r>
-        <w:t>:</w:t>
-      </w:r>
-      <w:r>
-        <w:t xml:space="preserve"> </w:t>
-      </w:r>
-      <w:r>
-        <w:t>5-Computer data storage</w:t>
-      </w:r>
-    </w:p>
-    <w:p>
-      <w:pPr>
-        <w:pStyle w:val="ListParagraph"/>
-        <w:numPr>
-          <w:ilvl w:val="0"/>
-          <w:numId w:val="6"/>
-        </w:numPr>
-      </w:pPr>
-      <w:r>
-        <w:rPr>
-          <w:b/>
-        </w:rPr>
-        <w:t>Wiki Source</w:t>
-      </w:r>
-      <w:r>
-        <w:t>:</w:t>
-      </w:r>
-      <w:r>
-        <w:t xml:space="preserve"> </w:t>
-      </w:r>
-      <w:r>
-        <w:t>6-Software</w:t>
-      </w:r>
-    </w:p>
-    <w:p>
-      <w:pPr>
-        <w:pStyle w:val="ListParagraph"/>
-        <w:numPr>
-          <w:ilvl w:val="0"/>
-          <w:numId w:val="6"/>
-        </w:numPr>
-      </w:pPr>
-      <w:r>
-        <w:rPr>
-          <w:b/>
-        </w:rPr>
-        <w:t>Wiki Source</w:t>
-      </w:r>
-      <w:r>
-        <w:t>:</w:t>
-      </w:r>
-      <w:r>
-        <w:t xml:space="preserve"> </w:t>
-      </w:r>
-      <w:r>
-        <w:t>7-System software</w:t>
-      </w:r>
-    </w:p>
-    <w:p>
-      <w:pPr>
-        <w:pStyle w:val="ListParagraph"/>
-        <w:numPr>
-          <w:ilvl w:val="0"/>
-          <w:numId w:val="6"/>
-        </w:numPr>
-      </w:pPr>
-      <w:r>
-        <w:rPr>
-          <w:b/>
-        </w:rPr>
-        <w:t>Wiki Source</w:t>
-      </w:r>
-      <w:r>
-        <w:t>:</w:t>
-      </w:r>
-      <w:r>
-        <w:t xml:space="preserve"> </w:t>
-      </w:r>
-      <w:r>
-        <w:t>8-Application software</w:t>
-      </w:r>
-    </w:p>
-    <w:p>
-      <w:pPr>
-        <w:pStyle w:val="ListParagraph"/>
-        <w:numPr>
-          <w:ilvl w:val="0"/>
-          <w:numId w:val="6"/>
-        </w:numPr>
-      </w:pPr>
-      <w:r>
-        <w:rPr>
-          <w:b/>
-        </w:rPr>
-        <w:t>Wiki Source</w:t>
-      </w:r>
-      <w:r>
-        <w:t>:</w:t>
-      </w:r>
-      <w:r>
-        <w:t xml:space="preserve"> </w:t>
-      </w:r>
-      <w:r>
-        <w:t>9-Outline of software</w:t>
-      </w:r>
-    </w:p>
-    <w:p>
-      <w:pPr>
-        <w:pStyle w:val="ListParagraph"/>
-        <w:numPr>
-          <w:ilvl w:val="0"/>
-          <w:numId w:val="6"/>
-        </w:numPr>
-      </w:pPr>
-      <w:r>
-        <w:rPr>
-          <w:b/>
-        </w:rPr>
-        <w:t>Wiki Source</w:t>
-      </w:r>
-      <w:r>
-        <w:t>:</w:t>
-      </w:r>
-      <w:r>
-        <w:t xml:space="preserve"> </w:t>
-      </w:r>
-      <w:r>
-        <w:t>1-Philosophy of computer science</w:t>
-      </w:r>
-    </w:p>
-    <w:p>
-      <w:pPr>
-        <w:pStyle w:val="ListParagraph"/>
-        <w:numPr>
-          <w:ilvl w:val="0"/>
-          <w:numId w:val="6"/>
-        </w:numPr>
-      </w:pPr>
-      <w:r>
-        <w:rPr>
-          <w:b/>
-        </w:rPr>
-        <w:t>Wiki Source</w:t>
-      </w:r>
-      <w:r>
-        <w:t>:</w:t>
-      </w:r>
-      <w:r>
-        <w:t xml:space="preserve"> </w:t>
-      </w:r>
-      <w:r>
-        <w:t>1-History of computer science</w:t>
-      </w:r>
-    </w:p>
-    <w:p>
-      <w:pPr>
-        <w:pStyle w:val="ListParagraph"/>
-        <w:numPr>
-          <w:ilvl w:val="0"/>
-          <w:numId w:val="6"/>
-        </w:numPr>
-      </w:pPr>
-      <w:r>
-        <w:rPr>
-          <w:b/>
-        </w:rPr>
-        <w:t>Wiki Source</w:t>
-      </w:r>
-      <w:r>
-        <w:t>:</w:t>
-      </w:r>
-      <w:r>
-        <w:t xml:space="preserve"> </w:t>
-      </w:r>
-      <w:r>
-        <w:t>2-History of computing hardware</w:t>
-      </w:r>
-    </w:p>
-    <w:p>
-      <w:pPr>
-        <w:pStyle w:val="ListParagraph"/>
-        <w:numPr>
-          <w:ilvl w:val="0"/>
-          <w:numId w:val="6"/>
-        </w:numPr>
-      </w:pPr>
-      <w:r>
-        <w:rPr>
-          <w:b/>
-        </w:rPr>
-        <w:t>Wiki Source</w:t>
-      </w:r>
-      <w:r>
-        <w:t>:</w:t>
-      </w:r>
-      <w:r>
-        <w:t xml:space="preserve"> </w:t>
-      </w:r>
-      <w:r>
-        <w:t>3-History of software</w:t>
+        <w:t>: 3-History of software</w:t>
       </w:r>
     </w:p>
     <w:sectPr>
@@ -2435,6 +2535,7 @@
   <w:style w:type="character" w:default="1" w:styleId="DefaultParagraphFont">
     <w:name w:val="Default Paragraph Font"/>
     <w:uiPriority w:val="1"/>
+    <w:semiHidden/>
     <w:unhideWhenUsed/>
   </w:style>
   <w:style w:type="table" w:default="1" w:styleId="TableNormal">
